--- a/tillsyn/A 63330-2025 tillsynsbegäran.docx
+++ b/tillsyn/A 63330-2025 tillsynsbegäran.docx
@@ -395,7 +395,7 @@
     <w:r>
       <w:tab/>
       <w:tab/>
-      <w:t>2025-12-20</w:t>
+      <w:t>2025-12-21</w:t>
       <w:br/>
       <w:br/>
     </w:r>

--- a/tillsyn/A 63330-2025 tillsynsbegäran.docx
+++ b/tillsyn/A 63330-2025 tillsynsbegäran.docx
@@ -395,7 +395,7 @@
     <w:r>
       <w:tab/>
       <w:tab/>
-      <w:t>2025-12-21</w:t>
+      <w:t>2025-12-22</w:t>
       <w:br/>
       <w:br/>
     </w:r>

--- a/tillsyn/A 63330-2025 tillsynsbegäran.docx
+++ b/tillsyn/A 63330-2025 tillsynsbegäran.docx
@@ -395,7 +395,7 @@
     <w:r>
       <w:tab/>
       <w:tab/>
-      <w:t>2025-12-22</w:t>
+      <w:t>2025-12-26</w:t>
       <w:br/>
       <w:br/>
     </w:r>

--- a/tillsyn/A 63330-2025 tillsynsbegäran.docx
+++ b/tillsyn/A 63330-2025 tillsynsbegäran.docx
@@ -395,7 +395,7 @@
     <w:r>
       <w:tab/>
       <w:tab/>
-      <w:t>2026-01-07</w:t>
+      <w:t>2026-01-08</w:t>
       <w:br/>
       <w:br/>
     </w:r>

--- a/tillsyn/A 63330-2025 tillsynsbegäran.docx
+++ b/tillsyn/A 63330-2025 tillsynsbegäran.docx
@@ -395,7 +395,7 @@
     <w:r>
       <w:tab/>
       <w:tab/>
-      <w:t>2026-01-08</w:t>
+      <w:t>2026-01-09</w:t>
       <w:br/>
       <w:br/>
     </w:r>

--- a/tillsyn/A 63330-2025 tillsynsbegäran.docx
+++ b/tillsyn/A 63330-2025 tillsynsbegäran.docx
@@ -395,7 +395,7 @@
     <w:r>
       <w:tab/>
       <w:tab/>
-      <w:t>2026-01-09</w:t>
+      <w:t>2026-01-10</w:t>
       <w:br/>
       <w:br/>
     </w:r>

--- a/tillsyn/A 63330-2025 tillsynsbegäran.docx
+++ b/tillsyn/A 63330-2025 tillsynsbegäran.docx
@@ -395,7 +395,7 @@
     <w:r>
       <w:tab/>
       <w:tab/>
-      <w:t>2026-01-10</w:t>
+      <w:t>2026-01-11</w:t>
       <w:br/>
       <w:br/>
     </w:r>

--- a/tillsyn/A 63330-2025 tillsynsbegäran.docx
+++ b/tillsyn/A 63330-2025 tillsynsbegäran.docx
@@ -395,7 +395,7 @@
     <w:r>
       <w:tab/>
       <w:tab/>
-      <w:t>2026-01-11</w:t>
+      <w:t>2026-01-12</w:t>
       <w:br/>
       <w:br/>
     </w:r>

--- a/tillsyn/A 63330-2025 tillsynsbegäran.docx
+++ b/tillsyn/A 63330-2025 tillsynsbegäran.docx
@@ -395,7 +395,7 @@
     <w:r>
       <w:tab/>
       <w:tab/>
-      <w:t>2026-01-12</w:t>
+      <w:t>2026-01-13</w:t>
       <w:br/>
       <w:br/>
     </w:r>

--- a/tillsyn/A 63330-2025 tillsynsbegäran.docx
+++ b/tillsyn/A 63330-2025 tillsynsbegäran.docx
@@ -395,7 +395,7 @@
     <w:r>
       <w:tab/>
       <w:tab/>
-      <w:t>2026-01-13</w:t>
+      <w:t>2026-01-14</w:t>
       <w:br/>
       <w:br/>
     </w:r>

--- a/tillsyn/A 63330-2025 tillsynsbegäran.docx
+++ b/tillsyn/A 63330-2025 tillsynsbegäran.docx
@@ -395,7 +395,7 @@
     <w:r>
       <w:tab/>
       <w:tab/>
-      <w:t>2026-01-14</w:t>
+      <w:t>2026-01-15</w:t>
       <w:br/>
       <w:br/>
     </w:r>

--- a/tillsyn/A 63330-2025 tillsynsbegäran.docx
+++ b/tillsyn/A 63330-2025 tillsynsbegäran.docx
@@ -395,7 +395,7 @@
     <w:r>
       <w:tab/>
       <w:tab/>
-      <w:t>2026-01-15</w:t>
+      <w:t>2026-01-16</w:t>
       <w:br/>
       <w:br/>
     </w:r>

--- a/tillsyn/A 63330-2025 tillsynsbegäran.docx
+++ b/tillsyn/A 63330-2025 tillsynsbegäran.docx
@@ -395,7 +395,7 @@
     <w:r>
       <w:tab/>
       <w:tab/>
-      <w:t>2026-01-16</w:t>
+      <w:t>2026-01-17</w:t>
       <w:br/>
       <w:br/>
     </w:r>

--- a/tillsyn/A 63330-2025 tillsynsbegäran.docx
+++ b/tillsyn/A 63330-2025 tillsynsbegäran.docx
@@ -395,7 +395,7 @@
     <w:r>
       <w:tab/>
       <w:tab/>
-      <w:t>2026-01-17</w:t>
+      <w:t>2026-01-18</w:t>
       <w:br/>
       <w:br/>
     </w:r>

--- a/tillsyn/A 63330-2025 tillsynsbegäran.docx
+++ b/tillsyn/A 63330-2025 tillsynsbegäran.docx
@@ -395,7 +395,7 @@
     <w:r>
       <w:tab/>
       <w:tab/>
-      <w:t>2026-01-18</w:t>
+      <w:t>2026-01-19</w:t>
       <w:br/>
       <w:br/>
     </w:r>

--- a/tillsyn/A 63330-2025 tillsynsbegäran.docx
+++ b/tillsyn/A 63330-2025 tillsynsbegäran.docx
@@ -395,7 +395,7 @@
     <w:r>
       <w:tab/>
       <w:tab/>
-      <w:t>2026-01-19</w:t>
+      <w:t>2026-01-20</w:t>
       <w:br/>
       <w:br/>
     </w:r>

--- a/tillsyn/A 63330-2025 tillsynsbegäran.docx
+++ b/tillsyn/A 63330-2025 tillsynsbegäran.docx
@@ -395,7 +395,7 @@
     <w:r>
       <w:tab/>
       <w:tab/>
-      <w:t>2026-01-20</w:t>
+      <w:t>2026-01-21</w:t>
       <w:br/>
       <w:br/>
     </w:r>

--- a/tillsyn/A 63330-2025 tillsynsbegäran.docx
+++ b/tillsyn/A 63330-2025 tillsynsbegäran.docx
@@ -395,7 +395,7 @@
     <w:r>
       <w:tab/>
       <w:tab/>
-      <w:t>2026-01-21</w:t>
+      <w:t>2026-01-23</w:t>
       <w:br/>
       <w:br/>
     </w:r>

--- a/tillsyn/A 63330-2025 tillsynsbegäran.docx
+++ b/tillsyn/A 63330-2025 tillsynsbegäran.docx
@@ -395,7 +395,7 @@
     <w:r>
       <w:tab/>
       <w:tab/>
-      <w:t>2026-01-23</w:t>
+      <w:t>2026-01-24</w:t>
       <w:br/>
       <w:br/>
     </w:r>

--- a/tillsyn/A 63330-2025 tillsynsbegäran.docx
+++ b/tillsyn/A 63330-2025 tillsynsbegäran.docx
@@ -395,7 +395,7 @@
     <w:r>
       <w:tab/>
       <w:tab/>
-      <w:t>2026-01-24</w:t>
+      <w:t>2026-01-25</w:t>
       <w:br/>
       <w:br/>
     </w:r>

--- a/tillsyn/A 63330-2025 tillsynsbegäran.docx
+++ b/tillsyn/A 63330-2025 tillsynsbegäran.docx
@@ -395,7 +395,7 @@
     <w:r>
       <w:tab/>
       <w:tab/>
-      <w:t>2026-01-25</w:t>
+      <w:t>2026-01-26</w:t>
       <w:br/>
       <w:br/>
     </w:r>

--- a/tillsyn/A 63330-2025 tillsynsbegäran.docx
+++ b/tillsyn/A 63330-2025 tillsynsbegäran.docx
@@ -395,7 +395,7 @@
     <w:r>
       <w:tab/>
       <w:tab/>
-      <w:t>2026-01-26</w:t>
+      <w:t>2026-01-27</w:t>
       <w:br/>
       <w:br/>
     </w:r>

--- a/tillsyn/A 63330-2025 tillsynsbegäran.docx
+++ b/tillsyn/A 63330-2025 tillsynsbegäran.docx
@@ -395,7 +395,7 @@
     <w:r>
       <w:tab/>
       <w:tab/>
-      <w:t>2026-01-27</w:t>
+      <w:t>2026-01-28</w:t>
       <w:br/>
       <w:br/>
     </w:r>

--- a/tillsyn/A 63330-2025 tillsynsbegäran.docx
+++ b/tillsyn/A 63330-2025 tillsynsbegäran.docx
@@ -98,7 +98,25 @@
         <w:t>Garnlav (NT)</w:t>
       </w:r>
       <w:r>
-        <w:t xml:space="preserve"> är en utpräglad barrskogsart som ibland kan drapera träden i norrländska grannaturskogar med hög luftfuktighet. Den förekommer även i talldominerade bestånd där den, förutom i trädens grenverk, påträffas hängande över ojämnheter i tallbarken. Arten har minskat starkt i södra och mellersta Sverige och den minskar även i sitt nordliga utbredningsområde. Orsaken till tillbakagången beror främst på slutavverkningar av naturskogsartade skogar. Bestånd med riklig förekomst bör regelmässigt sparas. Garnlav är värdväxt för den mycket sällsynta och akut hotade fjärilen barrskogslavfly (CR) som hör hemma i boreala barrskogar med riklig förekomst av värdväxten. Tidigare kunde arten konstateras årligen på flera platser vid Dala-Floda i Dalarna innan lokalerna kalavverkades. Senaste fyndet i landet av barrskogslavfly är från år 2000 då den påträffades vid Högberget i Sollefteå kommun (SLU Artdatabanken, 2024).</w:t>
+        <w:t xml:space="preserve"> är en utpräglad barrskogsart som ibland kan drapera träden i norrländska grannaturskogar med hög luftfuktighet. Den förekommer även i talldominerade bestånd där den, förutom i trädens grenverk, påträffas hängande över ojämnheter i tallbarken. Arten har minskat starkt i södra och mellersta Sverige och den minskar även i sitt nordliga utbredningsområde. Orsaken till tillbakagången beror främst på slutavverkningar av naturskogsartade skogar. Bestånd med riklig förekomst bör regelmässigt sparas. Garnlav är värdväxt för den mycket sällsynta och akut hotade fjärilen barrskogslavfly (CR) som hör hemma i boreala barrskogar med riklig förekomst av värdväxten. Tidigare kunde arten konstateras årligen på flera platser vid Dala-Floda i Dalarna innan lokalerna kalavverkades. Senaste fyndet i landet av barrskogslavfly är från år 2000 då den påträffades vid Högberget i Sollefteå kommun. Garnlav är typisk art för </w:t>
+      </w:r>
+      <w:r>
+        <w:rPr>
+          <w:i/>
+        </w:rPr>
+        <w:t xml:space="preserve">9010 Taiga </w:t>
+      </w:r>
+      <w:r>
+        <w:t>och</w:t>
+      </w:r>
+      <w:r>
+        <w:rPr>
+          <w:i/>
+        </w:rPr>
+        <w:t xml:space="preserve"> 9070 Trädklädd betesmark </w:t>
+      </w:r>
+      <w:r>
+        <w:t xml:space="preserve"> (SLU Artdatabanken, 2024).</w:t>
       </w:r>
     </w:p>
     <w:p>
@@ -120,7 +138,7 @@
         <w:t>Lunglav (NT)</w:t>
       </w:r>
       <w:r>
-        <w:t xml:space="preserve"> är en av vårt lands främsta signalarter som överallt indikerar gamla lövträd, skogsbestånd med höga naturvärden och ekosystem med lång skoglig kontinuitet. Lokalt kan förekomsten vara mycket riklig men den hittas nästan enbart i gamla och ej slutavverkade skogar. Artens samtliga förekomster bör uppmärksammas från naturvårdssynpunkt, då många lokaler även hyser andra ovanliga och rödlistade arter. Rikliga förekomster bör skyddas med biotopskydd, frivilliga avsättningar eller reservat. Det finns ett antal sällsynta lavparasiter som växer på lunglav: lunglavsknapp (VU), skrovelmössing (DD), lunglavshårprick (DD), </w:t>
+        <w:t xml:space="preserve"> är en av vårt lands främsta signalarter som överallt indikerar gamla lövträd, skogsbestånd med höga naturvärden och ekosystem med långskoglig kontinuitet. Lokalt kan förekomsten vara mycket riklig men den hittas nästan enbart i gamla och ej slutavverkade skogar. Artens samtliga förekomster bör uppmärksammas från naturvårdssynpunkt, då många lokaler även hyser andra ovanliga och rödlistade arter. Rikliga förekomster bör skyddas med biotopskydd, frivilliga avsättningar eller reservat. Det finns ett antal sällsynta lavparasiter som växer på lunglav: lunglavsknapp (VU), skrovelmössing (DD), lunglavshårprick (DD), </w:t>
       </w:r>
       <w:r>
         <w:rPr>
@@ -138,7 +156,25 @@
         <w:t>Chalara lobariae</w:t>
       </w:r>
       <w:r>
-        <w:t xml:space="preserve"> (NA) (SLU Artdatabanken, 2025; SLU Artdatabanken, 2024; Nitare &amp; Skogsstyrelsen, 2019).</w:t>
+        <w:t xml:space="preserve"> (NA). Lunglav är typisk art för </w:t>
+      </w:r>
+      <w:r>
+        <w:rPr>
+          <w:i/>
+        </w:rPr>
+        <w:t>9010 Taiga, 9020 Nordlig ädellövskog, 9110 Näringsfattig bokskog, 9130 Näringsrik bokskog, 9160 Näringsrik ekskog, 9180 Ädellövskog i branter, 9190 Näringsfattig ekskog, 9070 Trädklädd betesmark, 9040 Fjällbjörkskog</w:t>
+      </w:r>
+      <w:r>
+        <w:t xml:space="preserve"> och</w:t>
+      </w:r>
+      <w:r>
+        <w:rPr>
+          <w:i/>
+        </w:rPr>
+        <w:t xml:space="preserve"> 6530 Lövängar</w:t>
+      </w:r>
+      <w:r>
+        <w:t xml:space="preserve"> (SLU Artdatabanken, 2025; SLU Artdatabanken, 2024; Nitare &amp; Skogsstyrelsen, 2019).</w:t>
       </w:r>
     </w:p>
     <w:p>
@@ -164,7 +200,25 @@
     </w:p>
     <w:p>
       <w:r>
-        <w:t>Lunglav (NT) är en av vårt lands främsta signalarter som överallt indikerar gamla lövträd, skogsbestånd med höga naturvärden och ekosystem med lång skoglig kontinuitet. Lokalt kan förekomsten vara mycket riklig men den hittas nästan enbart i gamla och ej slutavverkade skogar. Artens samtliga förekomster bör uppmärksammas från naturvårdssynpunkt, då många lokaler även hyser andra ovanliga och rödlistade arter. Rikliga förekomster bör skyddas med biotopskydd, frivilliga avsättningar eller reservat (SLU Artdatabanken, 2024; Nitare &amp; Skogsstyrelsen, 2019).</w:t>
+        <w:t xml:space="preserve">Lunglav (NT) är en av vårt lands främsta signalarter som överallt indikerar gamla lövträd, skogsbestånd med höga naturvärden och ekosystem med lång skoglig kontinuitet. Lokalt kan förekomsten vara mycket riklig men den hittas nästan enbart i gamla och ej slutavverkade skogar. Artens samtliga förekomster bör uppmärksammas från naturvårdssynpunkt, då många lokaler även hyser andra ovanliga och rödlistade arter. Rikliga förekomster bör skyddas med biotopskydd, frivilliga avsättningar eller reservat. Lunglav är typisk art för </w:t>
+      </w:r>
+      <w:r>
+        <w:rPr>
+          <w:i/>
+        </w:rPr>
+        <w:t>9010 Taiga, 9020 Nordlig ädellövskog, 9110 Näringsfattig bokskog, 9130 Näringsrik bokskog, 9160 Näringsrik ekskog, 9180 Ädellövskog i branter, 9190 Näringsfattig ekskog, 9070 Trädklädd betesmark, 9040 Fjällbjörkskog</w:t>
+      </w:r>
+      <w:r>
+        <w:t xml:space="preserve"> och</w:t>
+      </w:r>
+      <w:r>
+        <w:rPr>
+          <w:i/>
+        </w:rPr>
+        <w:t xml:space="preserve"> 6530 Lövängar</w:t>
+      </w:r>
+      <w:r>
+        <w:t xml:space="preserve"> (SLU Artdatabanken, 2024; Nitare &amp; Skogsstyrelsen, 2019).</w:t>
       </w:r>
     </w:p>
     <w:p>
@@ -395,7 +449,7 @@
     <w:r>
       <w:tab/>
       <w:tab/>
-      <w:t>2026-01-28</w:t>
+      <w:t>2026-01-29</w:t>
       <w:br/>
       <w:br/>
     </w:r>

--- a/tillsyn/A 63330-2025 tillsynsbegäran.docx
+++ b/tillsyn/A 63330-2025 tillsynsbegäran.docx
@@ -449,7 +449,7 @@
     <w:r>
       <w:tab/>
       <w:tab/>
-      <w:t>2026-01-29</w:t>
+      <w:t>2026-01-30</w:t>
       <w:br/>
       <w:br/>
     </w:r>

--- a/tillsyn/A 63330-2025 tillsynsbegäran.docx
+++ b/tillsyn/A 63330-2025 tillsynsbegäran.docx
@@ -449,7 +449,7 @@
     <w:r>
       <w:tab/>
       <w:tab/>
-      <w:t>2026-01-30</w:t>
+      <w:t>2026-01-31</w:t>
       <w:br/>
       <w:br/>
     </w:r>

--- a/tillsyn/A 63330-2025 tillsynsbegäran.docx
+++ b/tillsyn/A 63330-2025 tillsynsbegäran.docx
@@ -449,7 +449,7 @@
     <w:r>
       <w:tab/>
       <w:tab/>
-      <w:t>2026-02-28</w:t>
+      <w:t>2026-03-01</w:t>
       <w:br/>
       <w:br/>
     </w:r>

--- a/tillsyn/A 63330-2025 tillsynsbegäran.docx
+++ b/tillsyn/A 63330-2025 tillsynsbegäran.docx
@@ -449,7 +449,7 @@
     <w:r>
       <w:tab/>
       <w:tab/>
-      <w:t>2026-03-01</w:t>
+      <w:t>2026-03-02</w:t>
       <w:br/>
       <w:br/>
     </w:r>

--- a/tillsyn/A 63330-2025 tillsynsbegäran.docx
+++ b/tillsyn/A 63330-2025 tillsynsbegäran.docx
@@ -113,7 +113,7 @@
         <w:rPr>
           <w:i/>
         </w:rPr>
-        <w:t xml:space="preserve"> 9070 Trädklädd betesmark </w:t>
+        <w:t xml:space="preserve"> 9070 Trädklädd betesmark</w:t>
       </w:r>
       <w:r>
         <w:t xml:space="preserve"> (SLU Artdatabanken, 2024).</w:t>
@@ -449,7 +449,7 @@
     <w:r>
       <w:tab/>
       <w:tab/>
-      <w:t>2026-03-02</w:t>
+      <w:t>2026-03-03</w:t>
       <w:br/>
       <w:br/>
     </w:r>

--- a/tillsyn/A 63330-2025 tillsynsbegäran.docx
+++ b/tillsyn/A 63330-2025 tillsynsbegäran.docx
@@ -449,7 +449,7 @@
     <w:r>
       <w:tab/>
       <w:tab/>
-      <w:t>2026-03-03</w:t>
+      <w:t>2026-03-04</w:t>
       <w:br/>
       <w:br/>
     </w:r>

--- a/tillsyn/A 63330-2025 tillsynsbegäran.docx
+++ b/tillsyn/A 63330-2025 tillsynsbegäran.docx
@@ -449,7 +449,7 @@
     <w:r>
       <w:tab/>
       <w:tab/>
-      <w:t>2026-03-04</w:t>
+      <w:t>2026-03-05</w:t>
       <w:br/>
       <w:br/>
     </w:r>

--- a/tillsyn/A 63330-2025 tillsynsbegäran.docx
+++ b/tillsyn/A 63330-2025 tillsynsbegäran.docx
@@ -449,7 +449,7 @@
     <w:r>
       <w:tab/>
       <w:tab/>
-      <w:t>2026-03-05</w:t>
+      <w:t>2026-03-06</w:t>
       <w:br/>
       <w:br/>
     </w:r>

--- a/tillsyn/A 63330-2025 tillsynsbegäran.docx
+++ b/tillsyn/A 63330-2025 tillsynsbegäran.docx
@@ -449,7 +449,7 @@
     <w:r>
       <w:tab/>
       <w:tab/>
-      <w:t>2026-03-06</w:t>
+      <w:t>2026-03-07</w:t>
       <w:br/>
       <w:br/>
     </w:r>

--- a/tillsyn/A 63330-2025 tillsynsbegäran.docx
+++ b/tillsyn/A 63330-2025 tillsynsbegäran.docx
@@ -449,7 +449,7 @@
     <w:r>
       <w:tab/>
       <w:tab/>
-      <w:t>2026-03-13</w:t>
+      <w:t>2026-03-16</w:t>
       <w:br/>
       <w:br/>
     </w:r>

--- a/tillsyn/A 63330-2025 tillsynsbegäran.docx
+++ b/tillsyn/A 63330-2025 tillsynsbegäran.docx
@@ -449,7 +449,7 @@
     <w:r>
       <w:tab/>
       <w:tab/>
-      <w:t>2026-03-16</w:t>
+      <w:t>2026-03-17</w:t>
       <w:br/>
       <w:br/>
     </w:r>

--- a/tillsyn/A 63330-2025 tillsynsbegäran.docx
+++ b/tillsyn/A 63330-2025 tillsynsbegäran.docx
@@ -449,7 +449,7 @@
     <w:r>
       <w:tab/>
       <w:tab/>
-      <w:t>2026-03-17</w:t>
+      <w:t>2026-03-18</w:t>
       <w:br/>
       <w:br/>
     </w:r>

--- a/tillsyn/A 63330-2025 tillsynsbegäran.docx
+++ b/tillsyn/A 63330-2025 tillsynsbegäran.docx
@@ -449,7 +449,7 @@
     <w:r>
       <w:tab/>
       <w:tab/>
-      <w:t>2026-03-18</w:t>
+      <w:t>2026-03-19</w:t>
       <w:br/>
       <w:br/>
     </w:r>

--- a/tillsyn/A 63330-2025 tillsynsbegäran.docx
+++ b/tillsyn/A 63330-2025 tillsynsbegäran.docx
@@ -449,7 +449,7 @@
     <w:r>
       <w:tab/>
       <w:tab/>
-      <w:t>2026-03-19</w:t>
+      <w:t>2026-03-20</w:t>
       <w:br/>
       <w:br/>
     </w:r>

--- a/tillsyn/A 63330-2025 tillsynsbegäran.docx
+++ b/tillsyn/A 63330-2025 tillsynsbegäran.docx
@@ -449,7 +449,7 @@
     <w:r>
       <w:tab/>
       <w:tab/>
-      <w:t>2026-03-20</w:t>
+      <w:t>2026-03-21</w:t>
       <w:br/>
       <w:br/>
     </w:r>

--- a/tillsyn/A 63330-2025 tillsynsbegäran.docx
+++ b/tillsyn/A 63330-2025 tillsynsbegäran.docx
@@ -449,7 +449,7 @@
     <w:r>
       <w:tab/>
       <w:tab/>
-      <w:t>2026-03-21</w:t>
+      <w:t>2026-03-22</w:t>
       <w:br/>
       <w:br/>
     </w:r>

--- a/tillsyn/A 63330-2025 tillsynsbegäran.docx
+++ b/tillsyn/A 63330-2025 tillsynsbegäran.docx
@@ -449,7 +449,7 @@
     <w:r>
       <w:tab/>
       <w:tab/>
-      <w:t>2026-03-22</w:t>
+      <w:t>2026-03-23</w:t>
       <w:br/>
       <w:br/>
     </w:r>

--- a/tillsyn/A 63330-2025 tillsynsbegäran.docx
+++ b/tillsyn/A 63330-2025 tillsynsbegäran.docx
@@ -449,7 +449,7 @@
     <w:r>
       <w:tab/>
       <w:tab/>
-      <w:t>2026-03-23</w:t>
+      <w:t>2026-03-24</w:t>
       <w:br/>
       <w:br/>
     </w:r>

--- a/tillsyn/A 63330-2025 tillsynsbegäran.docx
+++ b/tillsyn/A 63330-2025 tillsynsbegäran.docx
@@ -449,7 +449,7 @@
     <w:r>
       <w:tab/>
       <w:tab/>
-      <w:t>2026-03-24</w:t>
+      <w:t>2026-03-25</w:t>
       <w:br/>
       <w:br/>
     </w:r>

--- a/tillsyn/A 63330-2025 tillsynsbegäran.docx
+++ b/tillsyn/A 63330-2025 tillsynsbegäran.docx
@@ -449,7 +449,7 @@
     <w:r>
       <w:tab/>
       <w:tab/>
-      <w:t>2026-03-25</w:t>
+      <w:t>2026-03-26</w:t>
       <w:br/>
       <w:br/>
     </w:r>

--- a/tillsyn/A 63330-2025 tillsynsbegäran.docx
+++ b/tillsyn/A 63330-2025 tillsynsbegäran.docx
@@ -449,7 +449,7 @@
     <w:r>
       <w:tab/>
       <w:tab/>
-      <w:t>2026-03-26</w:t>
+      <w:t>2026-03-27</w:t>
       <w:br/>
       <w:br/>
     </w:r>

--- a/tillsyn/A 63330-2025 tillsynsbegäran.docx
+++ b/tillsyn/A 63330-2025 tillsynsbegäran.docx
@@ -449,7 +449,7 @@
     <w:r>
       <w:tab/>
       <w:tab/>
-      <w:t>2026-03-27</w:t>
+      <w:t>2026-03-28</w:t>
       <w:br/>
       <w:br/>
     </w:r>

--- a/tillsyn/A 63330-2025 tillsynsbegäran.docx
+++ b/tillsyn/A 63330-2025 tillsynsbegäran.docx
@@ -453,7 +453,7 @@
     <w:r>
       <w:tab/>
       <w:tab/>
-      <w:t>2026-04-14</w:t>
+      <w:t>2026-04-15</w:t>
       <w:br/>
       <w:br/>
     </w:r>

--- a/tillsyn/A 63330-2025 tillsynsbegäran.docx
+++ b/tillsyn/A 63330-2025 tillsynsbegäran.docx
@@ -453,7 +453,7 @@
     <w:r>
       <w:tab/>
       <w:tab/>
-      <w:t>2026-04-15</w:t>
+      <w:t>2026-04-16</w:t>
       <w:br/>
       <w:br/>
     </w:r>

--- a/tillsyn/A 63330-2025 tillsynsbegäran.docx
+++ b/tillsyn/A 63330-2025 tillsynsbegäran.docx
@@ -453,7 +453,7 @@
     <w:r>
       <w:tab/>
       <w:tab/>
-      <w:t>2026-04-16</w:t>
+      <w:t>2026-04-17</w:t>
       <w:br/>
       <w:br/>
     </w:r>

--- a/tillsyn/A 63330-2025 tillsynsbegäran.docx
+++ b/tillsyn/A 63330-2025 tillsynsbegäran.docx
@@ -453,7 +453,7 @@
     <w:r>
       <w:tab/>
       <w:tab/>
-      <w:t>2026-04-17</w:t>
+      <w:t>2026-04-18</w:t>
       <w:br/>
       <w:br/>
     </w:r>

--- a/tillsyn/A 63330-2025 tillsynsbegäran.docx
+++ b/tillsyn/A 63330-2025 tillsynsbegäran.docx
@@ -453,7 +453,7 @@
     <w:r>
       <w:tab/>
       <w:tab/>
-      <w:t>2026-04-18</w:t>
+      <w:t>2026-04-19</w:t>
       <w:br/>
       <w:br/>
     </w:r>

--- a/tillsyn/A 63330-2025 tillsynsbegäran.docx
+++ b/tillsyn/A 63330-2025 tillsynsbegäran.docx
@@ -453,7 +453,7 @@
     <w:r>
       <w:tab/>
       <w:tab/>
-      <w:t>2026-04-19</w:t>
+      <w:t>2026-04-20</w:t>
       <w:br/>
       <w:br/>
     </w:r>

--- a/tillsyn/A 63330-2025 tillsynsbegäran.docx
+++ b/tillsyn/A 63330-2025 tillsynsbegäran.docx
@@ -453,7 +453,7 @@
     <w:r>
       <w:tab/>
       <w:tab/>
-      <w:t>2026-04-20</w:t>
+      <w:t>2026-04-21</w:t>
       <w:br/>
       <w:br/>
     </w:r>

--- a/tillsyn/A 63330-2025 tillsynsbegäran.docx
+++ b/tillsyn/A 63330-2025 tillsynsbegäran.docx
@@ -453,7 +453,7 @@
     <w:r>
       <w:tab/>
       <w:tab/>
-      <w:t>2026-04-21</w:t>
+      <w:t>2026-04-22</w:t>
       <w:br/>
       <w:br/>
     </w:r>

--- a/tillsyn/A 63330-2025 tillsynsbegäran.docx
+++ b/tillsyn/A 63330-2025 tillsynsbegäran.docx
@@ -453,7 +453,7 @@
     <w:r>
       <w:tab/>
       <w:tab/>
-      <w:t>2026-04-22</w:t>
+      <w:t>2026-04-23</w:t>
       <w:br/>
       <w:br/>
     </w:r>

--- a/tillsyn/A 63330-2025 tillsynsbegäran.docx
+++ b/tillsyn/A 63330-2025 tillsynsbegäran.docx
@@ -453,7 +453,7 @@
     <w:r>
       <w:tab/>
       <w:tab/>
-      <w:t>2026-04-23</w:t>
+      <w:t>2026-04-24</w:t>
       <w:br/>
       <w:br/>
     </w:r>

--- a/tillsyn/A 63330-2025 tillsynsbegäran.docx
+++ b/tillsyn/A 63330-2025 tillsynsbegäran.docx
@@ -453,7 +453,7 @@
     <w:r>
       <w:tab/>
       <w:tab/>
-      <w:t>2026-04-24</w:t>
+      <w:t>2026-04-25</w:t>
       <w:br/>
       <w:br/>
     </w:r>

--- a/tillsyn/A 63330-2025 tillsynsbegäran.docx
+++ b/tillsyn/A 63330-2025 tillsynsbegäran.docx
@@ -453,7 +453,7 @@
     <w:r>
       <w:tab/>
       <w:tab/>
-      <w:t>2026-05-16</w:t>
+      <w:t>2026-05-17</w:t>
       <w:br/>
       <w:br/>
     </w:r>

--- a/tillsyn/A 63330-2025 tillsynsbegäran.docx
+++ b/tillsyn/A 63330-2025 tillsynsbegäran.docx
@@ -453,7 +453,7 @@
     <w:r>
       <w:tab/>
       <w:tab/>
-      <w:t>2026-05-17</w:t>
+      <w:t>2026-05-18</w:t>
       <w:br/>
       <w:br/>
     </w:r>

--- a/tillsyn/A 63330-2025 tillsynsbegäran.docx
+++ b/tillsyn/A 63330-2025 tillsynsbegäran.docx
@@ -453,7 +453,7 @@
     <w:r>
       <w:tab/>
       <w:tab/>
-      <w:t>2026-05-18</w:t>
+      <w:t>2026-05-19</w:t>
       <w:br/>
       <w:br/>
     </w:r>

--- a/tillsyn/A 63330-2025 tillsynsbegäran.docx
+++ b/tillsyn/A 63330-2025 tillsynsbegäran.docx
@@ -453,7 +453,7 @@
     <w:r>
       <w:tab/>
       <w:tab/>
-      <w:t>2026-05-19</w:t>
+      <w:t>2026-05-20</w:t>
       <w:br/>
       <w:br/>
     </w:r>

--- a/tillsyn/A 63330-2025 tillsynsbegäran.docx
+++ b/tillsyn/A 63330-2025 tillsynsbegäran.docx
@@ -453,7 +453,7 @@
     <w:r>
       <w:tab/>
       <w:tab/>
-      <w:t>2026-05-20</w:t>
+      <w:t>2026-05-21</w:t>
       <w:br/>
       <w:br/>
     </w:r>

--- a/tillsyn/A 63330-2025 tillsynsbegäran.docx
+++ b/tillsyn/A 63330-2025 tillsynsbegäran.docx
@@ -453,7 +453,7 @@
     <w:r>
       <w:tab/>
       <w:tab/>
-      <w:t>2026-05-21</w:t>
+      <w:t>2026-05-22</w:t>
       <w:br/>
       <w:br/>
     </w:r>

--- a/tillsyn/A 63330-2025 tillsynsbegäran.docx
+++ b/tillsyn/A 63330-2025 tillsynsbegäran.docx
@@ -453,7 +453,7 @@
     <w:r>
       <w:tab/>
       <w:tab/>
-      <w:t>2026-05-22</w:t>
+      <w:t>2026-05-23</w:t>
       <w:br/>
       <w:br/>
     </w:r>

--- a/tillsyn/A 63330-2025 tillsynsbegäran.docx
+++ b/tillsyn/A 63330-2025 tillsynsbegäran.docx
@@ -453,7 +453,7 @@
     <w:r>
       <w:tab/>
       <w:tab/>
-      <w:t>2026-05-23</w:t>
+      <w:t>2026-05-24</w:t>
       <w:br/>
       <w:br/>
     </w:r>

--- a/tillsyn/A 63330-2025 tillsynsbegäran.docx
+++ b/tillsyn/A 63330-2025 tillsynsbegäran.docx
@@ -453,7 +453,7 @@
     <w:r>
       <w:tab/>
       <w:tab/>
-      <w:t>2026-05-24</w:t>
+      <w:t>2026-05-25</w:t>
       <w:br/>
       <w:br/>
     </w:r>

--- a/tillsyn/A 63330-2025 tillsynsbegäran.docx
+++ b/tillsyn/A 63330-2025 tillsynsbegäran.docx
@@ -453,7 +453,7 @@
     <w:r>
       <w:tab/>
       <w:tab/>
-      <w:t>2026-05-25</w:t>
+      <w:t>2026-05-26</w:t>
       <w:br/>
       <w:br/>
     </w:r>

--- a/tillsyn/A 63330-2025 tillsynsbegäran.docx
+++ b/tillsyn/A 63330-2025 tillsynsbegäran.docx
@@ -453,7 +453,7 @@
     <w:r>
       <w:tab/>
       <w:tab/>
-      <w:t>2026-05-26</w:t>
+      <w:t>2026-05-27</w:t>
       <w:br/>
       <w:br/>
     </w:r>

--- a/tillsyn/A 63330-2025 tillsynsbegäran.docx
+++ b/tillsyn/A 63330-2025 tillsynsbegäran.docx
@@ -453,7 +453,7 @@
     <w:r>
       <w:tab/>
       <w:tab/>
-      <w:t>2026-05-27</w:t>
+      <w:t>2026-05-28</w:t>
       <w:br/>
       <w:br/>
     </w:r>

--- a/tillsyn/A 63330-2025 tillsynsbegäran.docx
+++ b/tillsyn/A 63330-2025 tillsynsbegäran.docx
@@ -453,7 +453,7 @@
     <w:r>
       <w:tab/>
       <w:tab/>
-      <w:t>2026-05-28</w:t>
+      <w:t>2026-05-29</w:t>
       <w:br/>
       <w:br/>
     </w:r>

--- a/tillsyn/A 63330-2025 tillsynsbegäran.docx
+++ b/tillsyn/A 63330-2025 tillsynsbegäran.docx
@@ -453,7 +453,7 @@
     <w:r>
       <w:tab/>
       <w:tab/>
-      <w:t>2026-05-29</w:t>
+      <w:t>2026-05-30</w:t>
       <w:br/>
       <w:br/>
     </w:r>

--- a/tillsyn/A 63330-2025 tillsynsbegäran.docx
+++ b/tillsyn/A 63330-2025 tillsynsbegäran.docx
@@ -453,7 +453,7 @@
     <w:r>
       <w:tab/>
       <w:tab/>
-      <w:t>2026-05-30</w:t>
+      <w:t>2026-05-31</w:t>
       <w:br/>
       <w:br/>
     </w:r>

--- a/tillsyn/A 63330-2025 tillsynsbegäran.docx
+++ b/tillsyn/A 63330-2025 tillsynsbegäran.docx
@@ -453,7 +453,7 @@
     <w:r>
       <w:tab/>
       <w:tab/>
-      <w:t>2026-05-31</w:t>
+      <w:t>2026-06-01</w:t>
       <w:br/>
       <w:br/>
     </w:r>

--- a/tillsyn/A 63330-2025 tillsynsbegäran.docx
+++ b/tillsyn/A 63330-2025 tillsynsbegäran.docx
@@ -453,7 +453,7 @@
     <w:r>
       <w:tab/>
       <w:tab/>
-      <w:t>2026-06-01</w:t>
+      <w:t>2026-06-02</w:t>
       <w:br/>
       <w:br/>
     </w:r>

--- a/tillsyn/A 63330-2025 tillsynsbegäran.docx
+++ b/tillsyn/A 63330-2025 tillsynsbegäran.docx
@@ -453,7 +453,7 @@
     <w:r>
       <w:tab/>
       <w:tab/>
-      <w:t>2026-06-02</w:t>
+      <w:t>2026-06-03</w:t>
       <w:br/>
       <w:br/>
     </w:r>

--- a/tillsyn/A 63330-2025 tillsynsbegäran.docx
+++ b/tillsyn/A 63330-2025 tillsynsbegäran.docx
@@ -453,7 +453,7 @@
     <w:r>
       <w:tab/>
       <w:tab/>
-      <w:t>2026-06-03</w:t>
+      <w:t>2026-06-04</w:t>
       <w:br/>
       <w:br/>
     </w:r>

--- a/tillsyn/A 63330-2025 tillsynsbegäran.docx
+++ b/tillsyn/A 63330-2025 tillsynsbegäran.docx
@@ -453,7 +453,7 @@
     <w:r>
       <w:tab/>
       <w:tab/>
-      <w:t>2026-06-04</w:t>
+      <w:t>2026-06-05</w:t>
       <w:br/>
       <w:br/>
     </w:r>

--- a/tillsyn/A 63330-2025 tillsynsbegäran.docx
+++ b/tillsyn/A 63330-2025 tillsynsbegäran.docx
@@ -453,7 +453,7 @@
     <w:r>
       <w:tab/>
       <w:tab/>
-      <w:t>2026-06-05</w:t>
+      <w:t>2026-06-06</w:t>
       <w:br/>
       <w:br/>
     </w:r>

--- a/tillsyn/A 63330-2025 tillsynsbegäran.docx
+++ b/tillsyn/A 63330-2025 tillsynsbegäran.docx
@@ -453,7 +453,7 @@
     <w:r>
       <w:tab/>
       <w:tab/>
-      <w:t>2026-06-06</w:t>
+      <w:t>2026-06-07</w:t>
       <w:br/>
       <w:br/>
     </w:r>

--- a/tillsyn/A 63330-2025 tillsynsbegäran.docx
+++ b/tillsyn/A 63330-2025 tillsynsbegäran.docx
@@ -453,7 +453,7 @@
     <w:r>
       <w:tab/>
       <w:tab/>
-      <w:t>2026-06-07</w:t>
+      <w:t>2026-06-08</w:t>
       <w:br/>
       <w:br/>
     </w:r>

--- a/tillsyn/A 63330-2025 tillsynsbegäran.docx
+++ b/tillsyn/A 63330-2025 tillsynsbegäran.docx
@@ -453,7 +453,7 @@
     <w:r>
       <w:tab/>
       <w:tab/>
-      <w:t>2026-06-08</w:t>
+      <w:t>2026-06-09</w:t>
       <w:br/>
       <w:br/>
     </w:r>
